--- a/v1设计方案/01-业务挖掘报告.docx
+++ b/v1设计方案/01-业务挖掘报告.docx
@@ -462,6 +462,7 @@
         <w:pBdr>
           <w:bottom w:val="single" w:sz="6" w:space="4" w:color="BFD0E8"/>
         </w:pBdr>
+        <w:outlineLvl w:val="0"/>
       </w:pPr>
       <w:r>
         <w:rPr>
@@ -494,6 +495,7 @@
       <w:pPr>
         <w:keepNext/>
         <w:spacing w:before="200" w:after="80"/>
+        <w:outlineLvl w:val="1"/>
       </w:pPr>
       <w:r>
         <w:rPr>
@@ -585,6 +587,7 @@
       <w:pPr>
         <w:keepNext/>
         <w:spacing w:before="200" w:after="80"/>
+        <w:outlineLvl w:val="1"/>
       </w:pPr>
       <w:r>
         <w:rPr>
@@ -1246,6 +1249,7 @@
       <w:pPr>
         <w:keepNext/>
         <w:spacing w:before="200" w:after="80"/>
+        <w:outlineLvl w:val="1"/>
       </w:pPr>
       <w:r>
         <w:rPr>
@@ -1351,6 +1355,7 @@
         <w:pBdr>
           <w:bottom w:val="single" w:sz="6" w:space="4" w:color="BFD0E8"/>
         </w:pBdr>
+        <w:outlineLvl w:val="0"/>
       </w:pPr>
       <w:r>
         <w:rPr>
@@ -1367,6 +1372,7 @@
       <w:pPr>
         <w:keepNext/>
         <w:spacing w:before="200" w:after="80"/>
+        <w:outlineLvl w:val="1"/>
       </w:pPr>
       <w:r>
         <w:rPr>
@@ -2161,6 +2167,7 @@
       <w:pPr>
         <w:keepNext/>
         <w:spacing w:before="200" w:after="80"/>
+        <w:outlineLvl w:val="1"/>
       </w:pPr>
       <w:r>
         <w:rPr>
@@ -3243,6 +3250,7 @@
       <w:pPr>
         <w:keepNext/>
         <w:spacing w:before="200" w:after="80"/>
+        <w:outlineLvl w:val="1"/>
       </w:pPr>
       <w:r>
         <w:rPr>
@@ -4021,6 +4029,7 @@
       <w:pPr>
         <w:keepNext/>
         <w:spacing w:before="200" w:after="80"/>
+        <w:outlineLvl w:val="1"/>
       </w:pPr>
       <w:r>
         <w:rPr>
@@ -4061,6 +4070,7 @@
         <w:pBdr>
           <w:bottom w:val="single" w:sz="6" w:space="4" w:color="BFD0E8"/>
         </w:pBdr>
+        <w:outlineLvl w:val="0"/>
       </w:pPr>
       <w:r>
         <w:rPr>
@@ -4077,6 +4087,7 @@
       <w:pPr>
         <w:keepNext/>
         <w:spacing w:before="200" w:after="80"/>
+        <w:outlineLvl w:val="1"/>
       </w:pPr>
       <w:r>
         <w:rPr>
@@ -5118,6 +5129,7 @@
       <w:pPr>
         <w:keepNext/>
         <w:spacing w:before="200" w:after="80"/>
+        <w:outlineLvl w:val="1"/>
       </w:pPr>
       <w:r>
         <w:rPr>
@@ -5895,6 +5907,7 @@
         <w:pBdr>
           <w:bottom w:val="single" w:sz="6" w:space="4" w:color="BFD0E8"/>
         </w:pBdr>
+        <w:outlineLvl w:val="0"/>
       </w:pPr>
       <w:r>
         <w:rPr>
@@ -5911,6 +5924,7 @@
       <w:pPr>
         <w:keepNext/>
         <w:spacing w:before="200" w:after="80"/>
+        <w:outlineLvl w:val="1"/>
       </w:pPr>
       <w:r>
         <w:rPr>
@@ -6981,6 +6995,7 @@
       <w:pPr>
         <w:keepNext/>
         <w:spacing w:before="200" w:after="80"/>
+        <w:outlineLvl w:val="1"/>
       </w:pPr>
       <w:r>
         <w:rPr>
@@ -7880,6 +7895,7 @@
       <w:pPr>
         <w:keepNext/>
         <w:spacing w:before="200" w:after="80"/>
+        <w:outlineLvl w:val="1"/>
       </w:pPr>
       <w:r>
         <w:rPr>
@@ -7977,6 +7993,7 @@
       <w:pPr>
         <w:keepNext/>
         <w:spacing w:before="200" w:after="80"/>
+        <w:outlineLvl w:val="1"/>
       </w:pPr>
       <w:r>
         <w:rPr>
@@ -8831,6 +8848,7 @@
         <w:pBdr>
           <w:bottom w:val="single" w:sz="6" w:space="4" w:color="BFD0E8"/>
         </w:pBdr>
+        <w:outlineLvl w:val="0"/>
       </w:pPr>
       <w:r>
         <w:rPr>
@@ -10083,6 +10101,7 @@
       <w:pPr>
         <w:keepNext/>
         <w:spacing w:before="200" w:after="80"/>
+        <w:outlineLvl w:val="1"/>
       </w:pPr>
       <w:r>
         <w:rPr>
@@ -10180,6 +10199,7 @@
       <w:pPr>
         <w:keepNext/>
         <w:spacing w:before="200" w:after="80"/>
+        <w:outlineLvl w:val="1"/>
       </w:pPr>
       <w:r>
         <w:rPr>
@@ -11424,6 +11444,7 @@
         <w:pBdr>
           <w:bottom w:val="single" w:sz="6" w:space="4" w:color="BFD0E8"/>
         </w:pBdr>
+        <w:outlineLvl w:val="0"/>
       </w:pPr>
       <w:r>
         <w:rPr>
@@ -11456,6 +11477,7 @@
       <w:pPr>
         <w:keepNext/>
         <w:spacing w:before="200" w:after="80"/>
+        <w:outlineLvl w:val="1"/>
       </w:pPr>
       <w:r>
         <w:rPr>
@@ -12974,6 +12996,7 @@
       <w:pPr>
         <w:keepNext/>
         <w:spacing w:before="200" w:after="80"/>
+        <w:outlineLvl w:val="1"/>
       </w:pPr>
       <w:r>
         <w:rPr>
@@ -13736,6 +13759,7 @@
       <w:pPr>
         <w:keepNext/>
         <w:spacing w:before="200" w:after="80"/>
+        <w:outlineLvl w:val="1"/>
       </w:pPr>
       <w:r>
         <w:rPr>
@@ -14358,6 +14382,7 @@
       <w:pPr>
         <w:keepNext/>
         <w:spacing w:before="200" w:after="80"/>
+        <w:outlineLvl w:val="1"/>
       </w:pPr>
       <w:r>
         <w:rPr>
@@ -14398,6 +14423,7 @@
         <w:pBdr>
           <w:bottom w:val="single" w:sz="6" w:space="4" w:color="BFD0E8"/>
         </w:pBdr>
+        <w:outlineLvl w:val="0"/>
       </w:pPr>
       <w:r>
         <w:rPr>
@@ -14414,6 +14440,7 @@
       <w:pPr>
         <w:keepNext/>
         <w:spacing w:before="200" w:after="80"/>
+        <w:outlineLvl w:val="1"/>
       </w:pPr>
       <w:r>
         <w:rPr>
@@ -15455,6 +15482,7 @@
       <w:pPr>
         <w:keepNext/>
         <w:spacing w:before="200" w:after="80"/>
+        <w:outlineLvl w:val="1"/>
       </w:pPr>
       <w:r>
         <w:rPr>
@@ -15657,6 +15685,7 @@
       <w:pPr>
         <w:keepNext/>
         <w:spacing w:before="200" w:after="80"/>
+        <w:outlineLvl w:val="1"/>
       </w:pPr>
       <w:r>
         <w:rPr>
@@ -16230,6 +16259,7 @@
         <w:pBdr>
           <w:bottom w:val="single" w:sz="6" w:space="4" w:color="BFD0E8"/>
         </w:pBdr>
+        <w:outlineLvl w:val="0"/>
       </w:pPr>
       <w:r>
         <w:rPr>
@@ -16246,6 +16276,7 @@
       <w:pPr>
         <w:keepNext/>
         <w:spacing w:before="200" w:after="80"/>
+        <w:outlineLvl w:val="1"/>
       </w:pPr>
       <w:r>
         <w:rPr>
@@ -17316,6 +17347,7 @@
       <w:pPr>
         <w:keepNext/>
         <w:spacing w:before="200" w:after="80"/>
+        <w:outlineLvl w:val="1"/>
       </w:pPr>
       <w:r>
         <w:rPr>
@@ -17348,6 +17380,7 @@
       <w:pPr>
         <w:keepNext/>
         <w:spacing w:before="200" w:after="80"/>
+        <w:outlineLvl w:val="1"/>
       </w:pPr>
       <w:r>
         <w:rPr>
@@ -17539,6 +17572,7 @@
         <w:pBdr>
           <w:bottom w:val="single" w:sz="6" w:space="4" w:color="BFD0E8"/>
         </w:pBdr>
+        <w:outlineLvl w:val="0"/>
       </w:pPr>
       <w:r>
         <w:rPr>
@@ -19545,6 +19579,7 @@
         <w:pBdr>
           <w:bottom w:val="single" w:sz="6" w:space="4" w:color="BFD0E8"/>
         </w:pBdr>
+        <w:outlineLvl w:val="0"/>
       </w:pPr>
       <w:r>
         <w:rPr>
